--- a/Документация/Содержание.docx
+++ b/Документация/Содержание.docx
@@ -198,14 +198,16 @@
               <w:rPr>
                 <w:sz w:val="28"/>
                 <w:szCs w:val="24"/>
+                <w:lang w:val="en-US"/>
               </w:rPr>
             </w:pPr>
             <w:r>
               <w:rPr>
                 <w:sz w:val="28"/>
                 <w:szCs w:val="24"/>
-              </w:rPr>
-              <w:t>5</w:t>
+                <w:lang w:val="en-US"/>
+              </w:rPr>
+              <w:t>4</w:t>
             </w:r>
           </w:p>
         </w:tc>
@@ -274,12 +276,91 @@
               <w:rPr>
                 <w:sz w:val="28"/>
                 <w:szCs w:val="24"/>
+                <w:lang w:val="en-US"/>
               </w:rPr>
             </w:pPr>
             <w:r>
               <w:rPr>
                 <w:sz w:val="28"/>
                 <w:szCs w:val="24"/>
+                <w:lang w:val="en-US"/>
+              </w:rPr>
+              <w:t>4</w:t>
+            </w:r>
+          </w:p>
+        </w:tc>
+      </w:tr>
+      <w:tr>
+        <w:tc>
+          <w:tcPr>
+            <w:tcW w:w="9748" w:type="dxa"/>
+            <w:vAlign w:val="bottom"/>
+          </w:tcPr>
+          <w:p>
+            <w:pPr>
+              <w:tabs>
+                <w:tab w:val="left" w:pos="9498"/>
+              </w:tabs>
+              <w:autoSpaceDE w:val="0"/>
+              <w:autoSpaceDN w:val="0"/>
+              <w:adjustRightInd w:val="0"/>
+              <w:spacing w:line="360" w:lineRule="exact"/>
+              <w:ind w:right="-112"/>
+              <w:rPr>
+                <w:sz w:val="28"/>
+                <w:szCs w:val="24"/>
+              </w:rPr>
+            </w:pPr>
+            <w:r>
+              <w:rPr>
+                <w:sz w:val="28"/>
+                <w:szCs w:val="24"/>
+              </w:rPr>
+              <w:t>1.2 Инструменты разработки……………………………………………………</w:t>
+            </w:r>
+            <w:r>
+              <w:rPr>
+                <w:sz w:val="28"/>
+                <w:szCs w:val="24"/>
+              </w:rPr>
+              <w:t>…</w:t>
+            </w:r>
+            <w:r>
+              <w:rPr>
+                <w:sz w:val="28"/>
+                <w:szCs w:val="24"/>
+              </w:rPr>
+              <w:t>…</w:t>
+            </w:r>
+          </w:p>
+        </w:tc>
+        <w:tc>
+          <w:tcPr>
+            <w:tcW w:w="992" w:type="dxa"/>
+            <w:vAlign w:val="center"/>
+          </w:tcPr>
+          <w:p>
+            <w:pPr>
+              <w:tabs>
+                <w:tab w:val="left" w:pos="9498"/>
+              </w:tabs>
+              <w:autoSpaceDE w:val="0"/>
+              <w:autoSpaceDN w:val="0"/>
+              <w:adjustRightInd w:val="0"/>
+              <w:spacing w:line="360" w:lineRule="exact"/>
+              <w:ind w:right="283" w:hanging="279"/>
+              <w:jc w:val="center"/>
+              <w:rPr>
+                <w:sz w:val="28"/>
+                <w:szCs w:val="24"/>
+                <w:lang w:val="en-US"/>
+              </w:rPr>
+            </w:pPr>
+            <w:r>
+              <w:rPr>
+                <w:sz w:val="28"/>
+                <w:szCs w:val="24"/>
+                <w:lang w:val="en-US"/>
               </w:rPr>
               <w:t>5</w:t>
             </w:r>
@@ -301,7 +382,7 @@
               <w:autoSpaceDN w:val="0"/>
               <w:adjustRightInd w:val="0"/>
               <w:spacing w:line="360" w:lineRule="exact"/>
-              <w:ind w:right="-112"/>
+              <w:ind w:left="426" w:right="-112" w:hanging="426"/>
               <w:rPr>
                 <w:sz w:val="28"/>
                 <w:szCs w:val="24"/>
@@ -312,21 +393,28 @@
                 <w:sz w:val="28"/>
                 <w:szCs w:val="24"/>
               </w:rPr>
-              <w:t>1.2 Инструменты разработки……………………………………………………</w:t>
+              <w:t>2 Проектирование</w:t>
             </w:r>
             <w:r>
               <w:rPr>
                 <w:sz w:val="28"/>
                 <w:szCs w:val="24"/>
               </w:rPr>
-              <w:t>…</w:t>
+              <w:t>……………………………………....</w:t>
             </w:r>
             <w:r>
               <w:rPr>
                 <w:sz w:val="28"/>
                 <w:szCs w:val="24"/>
               </w:rPr>
-              <w:t>…</w:t>
+              <w:t>......</w:t>
+            </w:r>
+            <w:r>
+              <w:rPr>
+                <w:sz w:val="28"/>
+                <w:szCs w:val="24"/>
+              </w:rPr>
+              <w:t>........................................</w:t>
             </w:r>
           </w:p>
         </w:tc>
@@ -349,14 +437,16 @@
               <w:rPr>
                 <w:sz w:val="28"/>
                 <w:szCs w:val="24"/>
+                <w:lang w:val="en-US"/>
               </w:rPr>
             </w:pPr>
             <w:r>
               <w:rPr>
                 <w:sz w:val="28"/>
                 <w:szCs w:val="24"/>
-              </w:rPr>
-              <w:t>6</w:t>
+                <w:lang w:val="en-US"/>
+              </w:rPr>
+              <w:t>7</w:t>
             </w:r>
           </w:p>
         </w:tc>
@@ -387,28 +477,35 @@
                 <w:sz w:val="28"/>
                 <w:szCs w:val="24"/>
               </w:rPr>
-              <w:t>2 Проектирование</w:t>
+              <w:t>2.1 Гайд по стилю</w:t>
             </w:r>
             <w:r>
               <w:rPr>
                 <w:sz w:val="28"/>
                 <w:szCs w:val="24"/>
               </w:rPr>
-              <w:t>……………………………………....</w:t>
+              <w:t>………………………………………………………….........</w:t>
             </w:r>
             <w:r>
               <w:rPr>
                 <w:sz w:val="28"/>
                 <w:szCs w:val="24"/>
               </w:rPr>
-              <w:t>......</w:t>
+              <w:t>.....</w:t>
             </w:r>
             <w:r>
               <w:rPr>
                 <w:sz w:val="28"/>
                 <w:szCs w:val="24"/>
               </w:rPr>
-              <w:t>........................................</w:t>
+              <w:t>...</w:t>
+            </w:r>
+            <w:r>
+              <w:rPr>
+                <w:sz w:val="28"/>
+                <w:szCs w:val="24"/>
+              </w:rPr>
+              <w:t>.</w:t>
             </w:r>
           </w:p>
         </w:tc>
@@ -431,14 +528,16 @@
               <w:rPr>
                 <w:sz w:val="28"/>
                 <w:szCs w:val="24"/>
+                <w:lang w:val="en-US"/>
               </w:rPr>
             </w:pPr>
             <w:r>
               <w:rPr>
                 <w:sz w:val="28"/>
                 <w:szCs w:val="24"/>
-              </w:rPr>
-              <w:t>8</w:t>
+                <w:lang w:val="en-US"/>
+              </w:rPr>
+              <w:t>7</w:t>
             </w:r>
           </w:p>
         </w:tc>
@@ -469,42 +568,35 @@
                 <w:sz w:val="28"/>
                 <w:szCs w:val="24"/>
               </w:rPr>
-              <w:t>2.1 Гайд по стилю</w:t>
+              <w:t>2.1.1 Логотип и сетка</w:t>
             </w:r>
             <w:r>
               <w:rPr>
                 <w:sz w:val="28"/>
                 <w:szCs w:val="24"/>
               </w:rPr>
-              <w:t>………………………………………………………….........</w:t>
+              <w:t>……………………………………………………</w:t>
             </w:r>
             <w:r>
               <w:rPr>
                 <w:sz w:val="28"/>
                 <w:szCs w:val="24"/>
               </w:rPr>
-              <w:t>.....</w:t>
+              <w:t>……</w:t>
             </w:r>
             <w:r>
               <w:rPr>
                 <w:sz w:val="28"/>
                 <w:szCs w:val="24"/>
               </w:rPr>
-              <w:t>...</w:t>
-            </w:r>
-            <w:r>
-              <w:rPr>
-                <w:sz w:val="28"/>
-                <w:szCs w:val="24"/>
-              </w:rPr>
-              <w:t>.</w:t>
+              <w:t>……….</w:t>
             </w:r>
           </w:p>
         </w:tc>
         <w:tc>
           <w:tcPr>
             <w:tcW w:w="992" w:type="dxa"/>
-            <w:vAlign w:val="center"/>
+            <w:vAlign w:val="bottom"/>
           </w:tcPr>
           <w:p>
             <w:pPr>
@@ -520,14 +612,16 @@
               <w:rPr>
                 <w:sz w:val="28"/>
                 <w:szCs w:val="24"/>
+                <w:lang w:val="en-US"/>
               </w:rPr>
             </w:pPr>
             <w:r>
               <w:rPr>
                 <w:sz w:val="28"/>
                 <w:szCs w:val="24"/>
-              </w:rPr>
-              <w:t>8</w:t>
+                <w:lang w:val="en-US"/>
+              </w:rPr>
+              <w:t>7</w:t>
             </w:r>
           </w:p>
         </w:tc>
@@ -558,88 +652,6 @@
                 <w:sz w:val="28"/>
                 <w:szCs w:val="24"/>
               </w:rPr>
-              <w:t>2.1.1 Логотип и сетка</w:t>
-            </w:r>
-            <w:r>
-              <w:rPr>
-                <w:sz w:val="28"/>
-                <w:szCs w:val="24"/>
-              </w:rPr>
-              <w:t>……………………………………………………</w:t>
-            </w:r>
-            <w:r>
-              <w:rPr>
-                <w:sz w:val="28"/>
-                <w:szCs w:val="24"/>
-              </w:rPr>
-              <w:t>……</w:t>
-            </w:r>
-            <w:r>
-              <w:rPr>
-                <w:sz w:val="28"/>
-                <w:szCs w:val="24"/>
-              </w:rPr>
-              <w:t>……….</w:t>
-            </w:r>
-          </w:p>
-        </w:tc>
-        <w:tc>
-          <w:tcPr>
-            <w:tcW w:w="992" w:type="dxa"/>
-            <w:vAlign w:val="bottom"/>
-          </w:tcPr>
-          <w:p>
-            <w:pPr>
-              <w:tabs>
-                <w:tab w:val="left" w:pos="9498"/>
-              </w:tabs>
-              <w:autoSpaceDE w:val="0"/>
-              <w:autoSpaceDN w:val="0"/>
-              <w:adjustRightInd w:val="0"/>
-              <w:spacing w:line="360" w:lineRule="exact"/>
-              <w:ind w:right="283" w:hanging="279"/>
-              <w:jc w:val="center"/>
-              <w:rPr>
-                <w:sz w:val="28"/>
-                <w:szCs w:val="24"/>
-              </w:rPr>
-            </w:pPr>
-            <w:r>
-              <w:rPr>
-                <w:sz w:val="28"/>
-                <w:szCs w:val="24"/>
-              </w:rPr>
-              <w:t>8</w:t>
-            </w:r>
-          </w:p>
-        </w:tc>
-      </w:tr>
-      <w:tr>
-        <w:tc>
-          <w:tcPr>
-            <w:tcW w:w="9748" w:type="dxa"/>
-            <w:vAlign w:val="bottom"/>
-          </w:tcPr>
-          <w:p>
-            <w:pPr>
-              <w:tabs>
-                <w:tab w:val="left" w:pos="9498"/>
-              </w:tabs>
-              <w:autoSpaceDE w:val="0"/>
-              <w:autoSpaceDN w:val="0"/>
-              <w:adjustRightInd w:val="0"/>
-              <w:spacing w:line="360" w:lineRule="exact"/>
-              <w:ind w:left="426" w:right="-112" w:hanging="426"/>
-              <w:rPr>
-                <w:sz w:val="28"/>
-                <w:szCs w:val="24"/>
-              </w:rPr>
-            </w:pPr>
-            <w:r>
-              <w:rPr>
-                <w:sz w:val="28"/>
-                <w:szCs w:val="24"/>
-              </w:rPr>
               <w:t>3 Реализация</w:t>
             </w:r>
             <w:r>
@@ -691,6 +703,7 @@
               <w:rPr>
                 <w:sz w:val="28"/>
                 <w:szCs w:val="24"/>
+                <w:lang w:val="en-US"/>
               </w:rPr>
             </w:pPr>
             <w:r>
@@ -704,8 +717,9 @@
               <w:rPr>
                 <w:sz w:val="28"/>
                 <w:szCs w:val="24"/>
-              </w:rPr>
-              <w:t>4</w:t>
+                <w:lang w:val="en-US"/>
+              </w:rPr>
+              <w:t>3</w:t>
             </w:r>
           </w:p>
         </w:tc>
@@ -832,6 +846,7 @@
               <w:rPr>
                 <w:sz w:val="28"/>
                 <w:szCs w:val="24"/>
+                <w:lang w:val="en-US"/>
               </w:rPr>
             </w:pPr>
             <w:r>
@@ -845,8 +860,9 @@
               <w:rPr>
                 <w:sz w:val="28"/>
                 <w:szCs w:val="24"/>
-              </w:rPr>
-              <w:t>4</w:t>
+                <w:lang w:val="en-US"/>
+              </w:rPr>
+              <w:t>3</w:t>
             </w:r>
           </w:p>
         </w:tc>
@@ -1010,7 +1026,23 @@
                 <w:szCs w:val="24"/>
                 <w:lang w:val="en-US"/>
               </w:rPr>
-              <w:t xml:space="preserve">18 </w:t>
+              <w:t>1</w:t>
+            </w:r>
+            <w:r>
+              <w:rPr>
+                <w:sz w:val="28"/>
+                <w:szCs w:val="24"/>
+                <w:lang w:val="en-US"/>
+              </w:rPr>
+              <w:t>7</w:t>
+            </w:r>
+            <w:r>
+              <w:rPr>
+                <w:sz w:val="28"/>
+                <w:szCs w:val="24"/>
+                <w:lang w:val="en-US"/>
+              </w:rPr>
+              <w:t xml:space="preserve"> </w:t>
             </w:r>
           </w:p>
         </w:tc>
@@ -1129,6 +1161,7 @@
               <w:rPr>
                 <w:sz w:val="28"/>
                 <w:szCs w:val="24"/>
+                <w:lang w:val="en-US"/>
               </w:rPr>
             </w:pPr>
             <w:r>
@@ -1136,7 +1169,15 @@
                 <w:sz w:val="28"/>
                 <w:szCs w:val="24"/>
               </w:rPr>
-              <w:t>18</w:t>
+              <w:t>1</w:t>
+            </w:r>
+            <w:r>
+              <w:rPr>
+                <w:sz w:val="28"/>
+                <w:szCs w:val="24"/>
+                <w:lang w:val="en-US"/>
+              </w:rPr>
+              <w:t>7</w:t>
             </w:r>
           </w:p>
         </w:tc>
@@ -1255,14 +1296,16 @@
               <w:rPr>
                 <w:sz w:val="28"/>
                 <w:szCs w:val="24"/>
+                <w:lang w:val="en-US"/>
               </w:rPr>
             </w:pPr>
             <w:r>
               <w:rPr>
                 <w:sz w:val="28"/>
                 <w:szCs w:val="24"/>
-              </w:rPr>
-              <w:t>23</w:t>
+                <w:lang w:val="en-US"/>
+              </w:rPr>
+              <w:t>20</w:t>
             </w:r>
           </w:p>
         </w:tc>
@@ -1323,6 +1366,7 @@
               <w:rPr>
                 <w:sz w:val="28"/>
                 <w:szCs w:val="24"/>
+                <w:lang w:val="en-US"/>
               </w:rPr>
             </w:pPr>
             <w:r>
@@ -1336,6 +1380,238 @@
               <w:rPr>
                 <w:sz w:val="28"/>
                 <w:szCs w:val="24"/>
+                <w:lang w:val="en-US"/>
+              </w:rPr>
+              <w:t>1</w:t>
+            </w:r>
+          </w:p>
+        </w:tc>
+      </w:tr>
+      <w:tr>
+        <w:tc>
+          <w:tcPr>
+            <w:tcW w:w="9748" w:type="dxa"/>
+            <w:vAlign w:val="bottom"/>
+          </w:tcPr>
+          <w:p>
+            <w:pPr>
+              <w:tabs>
+                <w:tab w:val="left" w:pos="9498"/>
+              </w:tabs>
+              <w:autoSpaceDE w:val="0"/>
+              <w:autoSpaceDN w:val="0"/>
+              <w:adjustRightInd w:val="0"/>
+              <w:spacing w:line="360" w:lineRule="exact"/>
+              <w:ind w:left="426" w:right="-112" w:hanging="426"/>
+              <w:rPr>
+                <w:sz w:val="28"/>
+                <w:szCs w:val="24"/>
+              </w:rPr>
+            </w:pPr>
+            <w:r>
+              <w:rPr>
+                <w:sz w:val="28"/>
+                <w:szCs w:val="24"/>
+              </w:rPr>
+              <w:t>5 Применение</w:t>
+            </w:r>
+            <w:r>
+              <w:rPr>
+                <w:sz w:val="28"/>
+                <w:szCs w:val="24"/>
+              </w:rPr>
+              <w:t>………………………………………………………………………….</w:t>
+            </w:r>
+          </w:p>
+        </w:tc>
+        <w:tc>
+          <w:tcPr>
+            <w:tcW w:w="992" w:type="dxa"/>
+            <w:vAlign w:val="center"/>
+          </w:tcPr>
+          <w:p>
+            <w:pPr>
+              <w:tabs>
+                <w:tab w:val="left" w:pos="9498"/>
+              </w:tabs>
+              <w:autoSpaceDE w:val="0"/>
+              <w:autoSpaceDN w:val="0"/>
+              <w:adjustRightInd w:val="0"/>
+              <w:spacing w:line="360" w:lineRule="exact"/>
+              <w:ind w:right="283" w:hanging="279"/>
+              <w:jc w:val="center"/>
+              <w:rPr>
+                <w:sz w:val="28"/>
+                <w:szCs w:val="24"/>
+                <w:lang w:val="en-US"/>
+              </w:rPr>
+            </w:pPr>
+            <w:r>
+              <w:rPr>
+                <w:sz w:val="28"/>
+                <w:szCs w:val="24"/>
+              </w:rPr>
+              <w:t>2</w:t>
+            </w:r>
+            <w:r>
+              <w:rPr>
+                <w:sz w:val="28"/>
+                <w:szCs w:val="24"/>
+                <w:lang w:val="en-US"/>
+              </w:rPr>
+              <w:t>3</w:t>
+            </w:r>
+          </w:p>
+        </w:tc>
+      </w:tr>
+      <w:tr>
+        <w:tc>
+          <w:tcPr>
+            <w:tcW w:w="9748" w:type="dxa"/>
+            <w:vAlign w:val="bottom"/>
+          </w:tcPr>
+          <w:p>
+            <w:pPr>
+              <w:tabs>
+                <w:tab w:val="left" w:pos="9498"/>
+              </w:tabs>
+              <w:autoSpaceDE w:val="0"/>
+              <w:autoSpaceDN w:val="0"/>
+              <w:adjustRightInd w:val="0"/>
+              <w:spacing w:line="360" w:lineRule="exact"/>
+              <w:ind w:left="426" w:right="-112" w:hanging="426"/>
+              <w:rPr>
+                <w:sz w:val="28"/>
+                <w:szCs w:val="24"/>
+              </w:rPr>
+            </w:pPr>
+            <w:r>
+              <w:rPr>
+                <w:sz w:val="28"/>
+                <w:szCs w:val="24"/>
+              </w:rPr>
+              <w:t>5.1 Размещение на GitHub</w:t>
+            </w:r>
+            <w:r>
+              <w:rPr>
+                <w:sz w:val="28"/>
+                <w:szCs w:val="24"/>
+              </w:rPr>
+              <w:t>……………………………………………………………</w:t>
+            </w:r>
+          </w:p>
+        </w:tc>
+        <w:tc>
+          <w:tcPr>
+            <w:tcW w:w="992" w:type="dxa"/>
+            <w:vAlign w:val="center"/>
+          </w:tcPr>
+          <w:p>
+            <w:pPr>
+              <w:tabs>
+                <w:tab w:val="left" w:pos="9498"/>
+              </w:tabs>
+              <w:autoSpaceDE w:val="0"/>
+              <w:autoSpaceDN w:val="0"/>
+              <w:adjustRightInd w:val="0"/>
+              <w:spacing w:line="360" w:lineRule="exact"/>
+              <w:ind w:right="283" w:hanging="279"/>
+              <w:jc w:val="center"/>
+              <w:rPr>
+                <w:sz w:val="28"/>
+                <w:szCs w:val="24"/>
+                <w:lang w:val="en-US"/>
+              </w:rPr>
+            </w:pPr>
+            <w:r>
+              <w:rPr>
+                <w:sz w:val="28"/>
+                <w:szCs w:val="24"/>
+              </w:rPr>
+              <w:t>2</w:t>
+            </w:r>
+            <w:r>
+              <w:rPr>
+                <w:sz w:val="28"/>
+                <w:szCs w:val="24"/>
+                <w:lang w:val="en-US"/>
+              </w:rPr>
+              <w:t>3</w:t>
+            </w:r>
+          </w:p>
+        </w:tc>
+      </w:tr>
+      <w:tr>
+        <w:tc>
+          <w:tcPr>
+            <w:tcW w:w="9748" w:type="dxa"/>
+            <w:vAlign w:val="bottom"/>
+          </w:tcPr>
+          <w:p>
+            <w:pPr>
+              <w:tabs>
+                <w:tab w:val="left" w:pos="9498"/>
+              </w:tabs>
+              <w:autoSpaceDE w:val="0"/>
+              <w:autoSpaceDN w:val="0"/>
+              <w:adjustRightInd w:val="0"/>
+              <w:spacing w:line="360" w:lineRule="exact"/>
+              <w:ind w:left="426" w:right="-112" w:hanging="426"/>
+              <w:rPr>
+                <w:sz w:val="28"/>
+                <w:szCs w:val="24"/>
+              </w:rPr>
+            </w:pPr>
+            <w:r>
+              <w:rPr>
+                <w:sz w:val="28"/>
+                <w:szCs w:val="24"/>
+              </w:rPr>
+              <w:t>Заключение</w:t>
+            </w:r>
+            <w:r>
+              <w:rPr>
+                <w:sz w:val="28"/>
+                <w:szCs w:val="24"/>
+              </w:rPr>
+              <w:t>…..…………………………………………..............................................</w:t>
+            </w:r>
+          </w:p>
+        </w:tc>
+        <w:tc>
+          <w:tcPr>
+            <w:tcW w:w="992" w:type="dxa"/>
+            <w:vAlign w:val="center"/>
+          </w:tcPr>
+          <w:p>
+            <w:pPr>
+              <w:tabs>
+                <w:tab w:val="left" w:pos="9498"/>
+              </w:tabs>
+              <w:autoSpaceDE w:val="0"/>
+              <w:autoSpaceDN w:val="0"/>
+              <w:adjustRightInd w:val="0"/>
+              <w:spacing w:line="360" w:lineRule="exact"/>
+              <w:ind w:right="283" w:hanging="279"/>
+              <w:jc w:val="center"/>
+              <w:rPr>
+                <w:sz w:val="28"/>
+                <w:szCs w:val="24"/>
+                <w:lang w:val="en-US"/>
+              </w:rPr>
+            </w:pPr>
+            <w:r>
+              <w:rPr>
+                <w:sz w:val="28"/>
+                <w:szCs w:val="24"/>
+              </w:rPr>
+              <w:t>2</w:t>
+            </w:r>
+            <w:r>
+              <w:rPr>
+                <w:sz w:val="28"/>
+                <w:szCs w:val="24"/>
+                <w:lang w:val="en-US"/>
               </w:rPr>
               <w:t>4</w:t>
             </w:r>
@@ -1368,231 +1644,6 @@
                 <w:sz w:val="28"/>
                 <w:szCs w:val="24"/>
               </w:rPr>
-              <w:t>5 Применение</w:t>
-            </w:r>
-            <w:r>
-              <w:rPr>
-                <w:sz w:val="28"/>
-                <w:szCs w:val="24"/>
-              </w:rPr>
-              <w:t>………………………………………………………………………….</w:t>
-            </w:r>
-          </w:p>
-        </w:tc>
-        <w:tc>
-          <w:tcPr>
-            <w:tcW w:w="992" w:type="dxa"/>
-            <w:vAlign w:val="center"/>
-          </w:tcPr>
-          <w:p>
-            <w:pPr>
-              <w:tabs>
-                <w:tab w:val="left" w:pos="9498"/>
-              </w:tabs>
-              <w:autoSpaceDE w:val="0"/>
-              <w:autoSpaceDN w:val="0"/>
-              <w:adjustRightInd w:val="0"/>
-              <w:spacing w:line="360" w:lineRule="exact"/>
-              <w:ind w:right="283" w:hanging="279"/>
-              <w:jc w:val="center"/>
-              <w:rPr>
-                <w:sz w:val="28"/>
-                <w:szCs w:val="24"/>
-              </w:rPr>
-            </w:pPr>
-            <w:r>
-              <w:rPr>
-                <w:sz w:val="28"/>
-                <w:szCs w:val="24"/>
-              </w:rPr>
-              <w:t>2</w:t>
-            </w:r>
-            <w:r>
-              <w:rPr>
-                <w:sz w:val="28"/>
-                <w:szCs w:val="24"/>
-              </w:rPr>
-              <w:t>6</w:t>
-            </w:r>
-          </w:p>
-        </w:tc>
-      </w:tr>
-      <w:tr>
-        <w:tc>
-          <w:tcPr>
-            <w:tcW w:w="9748" w:type="dxa"/>
-            <w:vAlign w:val="bottom"/>
-          </w:tcPr>
-          <w:p>
-            <w:pPr>
-              <w:tabs>
-                <w:tab w:val="left" w:pos="9498"/>
-              </w:tabs>
-              <w:autoSpaceDE w:val="0"/>
-              <w:autoSpaceDN w:val="0"/>
-              <w:adjustRightInd w:val="0"/>
-              <w:spacing w:line="360" w:lineRule="exact"/>
-              <w:ind w:left="426" w:right="-112" w:hanging="426"/>
-              <w:rPr>
-                <w:sz w:val="28"/>
-                <w:szCs w:val="24"/>
-              </w:rPr>
-            </w:pPr>
-            <w:r>
-              <w:rPr>
-                <w:sz w:val="28"/>
-                <w:szCs w:val="24"/>
-              </w:rPr>
-              <w:t>5.1 Размещение на GitHub</w:t>
-            </w:r>
-            <w:r>
-              <w:rPr>
-                <w:sz w:val="28"/>
-                <w:szCs w:val="24"/>
-              </w:rPr>
-              <w:t>……………………………………………………………</w:t>
-            </w:r>
-          </w:p>
-        </w:tc>
-        <w:tc>
-          <w:tcPr>
-            <w:tcW w:w="992" w:type="dxa"/>
-            <w:vAlign w:val="center"/>
-          </w:tcPr>
-          <w:p>
-            <w:pPr>
-              <w:tabs>
-                <w:tab w:val="left" w:pos="9498"/>
-              </w:tabs>
-              <w:autoSpaceDE w:val="0"/>
-              <w:autoSpaceDN w:val="0"/>
-              <w:adjustRightInd w:val="0"/>
-              <w:spacing w:line="360" w:lineRule="exact"/>
-              <w:ind w:right="283" w:hanging="279"/>
-              <w:jc w:val="center"/>
-              <w:rPr>
-                <w:sz w:val="28"/>
-                <w:szCs w:val="24"/>
-              </w:rPr>
-            </w:pPr>
-            <w:r>
-              <w:rPr>
-                <w:sz w:val="28"/>
-                <w:szCs w:val="24"/>
-              </w:rPr>
-              <w:t>2</w:t>
-            </w:r>
-            <w:r>
-              <w:rPr>
-                <w:sz w:val="28"/>
-                <w:szCs w:val="24"/>
-              </w:rPr>
-              <w:t>6</w:t>
-            </w:r>
-          </w:p>
-        </w:tc>
-      </w:tr>
-      <w:tr>
-        <w:tc>
-          <w:tcPr>
-            <w:tcW w:w="9748" w:type="dxa"/>
-            <w:vAlign w:val="bottom"/>
-          </w:tcPr>
-          <w:p>
-            <w:pPr>
-              <w:tabs>
-                <w:tab w:val="left" w:pos="9498"/>
-              </w:tabs>
-              <w:autoSpaceDE w:val="0"/>
-              <w:autoSpaceDN w:val="0"/>
-              <w:adjustRightInd w:val="0"/>
-              <w:spacing w:line="360" w:lineRule="exact"/>
-              <w:ind w:left="426" w:right="-112" w:hanging="426"/>
-              <w:rPr>
-                <w:sz w:val="28"/>
-                <w:szCs w:val="24"/>
-              </w:rPr>
-            </w:pPr>
-            <w:r>
-              <w:rPr>
-                <w:sz w:val="28"/>
-                <w:szCs w:val="24"/>
-              </w:rPr>
-              <w:t>Заключение</w:t>
-            </w:r>
-            <w:r>
-              <w:rPr>
-                <w:sz w:val="28"/>
-                <w:szCs w:val="24"/>
-              </w:rPr>
-              <w:t>…..…………………………………………..............................................</w:t>
-            </w:r>
-          </w:p>
-        </w:tc>
-        <w:tc>
-          <w:tcPr>
-            <w:tcW w:w="992" w:type="dxa"/>
-            <w:vAlign w:val="center"/>
-          </w:tcPr>
-          <w:p>
-            <w:pPr>
-              <w:tabs>
-                <w:tab w:val="left" w:pos="9498"/>
-              </w:tabs>
-              <w:autoSpaceDE w:val="0"/>
-              <w:autoSpaceDN w:val="0"/>
-              <w:adjustRightInd w:val="0"/>
-              <w:spacing w:line="360" w:lineRule="exact"/>
-              <w:ind w:right="283" w:hanging="279"/>
-              <w:jc w:val="center"/>
-              <w:rPr>
-                <w:sz w:val="28"/>
-                <w:szCs w:val="24"/>
-              </w:rPr>
-            </w:pPr>
-            <w:r>
-              <w:rPr>
-                <w:sz w:val="28"/>
-                <w:szCs w:val="24"/>
-              </w:rPr>
-              <w:t>2</w:t>
-            </w:r>
-            <w:r>
-              <w:rPr>
-                <w:sz w:val="28"/>
-                <w:szCs w:val="24"/>
-              </w:rPr>
-              <w:t>7</w:t>
-            </w:r>
-          </w:p>
-        </w:tc>
-      </w:tr>
-      <w:tr>
-        <w:tc>
-          <w:tcPr>
-            <w:tcW w:w="9748" w:type="dxa"/>
-            <w:vAlign w:val="bottom"/>
-          </w:tcPr>
-          <w:p>
-            <w:pPr>
-              <w:tabs>
-                <w:tab w:val="left" w:pos="9498"/>
-              </w:tabs>
-              <w:autoSpaceDE w:val="0"/>
-              <w:autoSpaceDN w:val="0"/>
-              <w:adjustRightInd w:val="0"/>
-              <w:spacing w:line="360" w:lineRule="exact"/>
-              <w:ind w:left="426" w:right="-112" w:hanging="426"/>
-              <w:rPr>
-                <w:sz w:val="28"/>
-                <w:szCs w:val="24"/>
-              </w:rPr>
-            </w:pPr>
-            <w:r>
-              <w:rPr>
-                <w:sz w:val="28"/>
-                <w:szCs w:val="24"/>
-              </w:rPr>
               <w:t>Список использованных источников</w:t>
             </w:r>
             <w:r>
@@ -1623,6 +1674,7 @@
               <w:rPr>
                 <w:sz w:val="28"/>
                 <w:szCs w:val="24"/>
+                <w:lang w:val="en-US"/>
               </w:rPr>
             </w:pPr>
             <w:r>
@@ -1636,8 +1688,9 @@
               <w:rPr>
                 <w:sz w:val="28"/>
                 <w:szCs w:val="24"/>
-              </w:rPr>
-              <w:t>8</w:t>
+                <w:lang w:val="en-US"/>
+              </w:rPr>
+              <w:t>5</w:t>
             </w:r>
           </w:p>
         </w:tc>
@@ -2008,11 +2061,12 @@
     <w:p/>
     <w:p/>
     <w:sectPr>
-      <w:headerReference w:type="default" r:id="rId8"/>
-      <w:footerReference w:type="even" r:id="rId9"/>
-      <w:footerReference w:type="default" r:id="rId10"/>
-      <w:headerReference w:type="first" r:id="rId11"/>
-      <w:footerReference w:type="first" r:id="rId12"/>
+      <w:headerReference w:type="even" r:id="rId8"/>
+      <w:headerReference w:type="default" r:id="rId9"/>
+      <w:footerReference w:type="even" r:id="rId10"/>
+      <w:footerReference w:type="default" r:id="rId11"/>
+      <w:headerReference w:type="first" r:id="rId12"/>
+      <w:footerReference w:type="first" r:id="rId13"/>
       <w:pgSz w:w="11907" w:h="16839" w:code="9"/>
       <w:pgMar w:top="709" w:right="284" w:bottom="1985" w:left="1701" w:header="284" w:footer="720" w:gutter="0"/>
       <w:pgNumType w:start="4"/>
@@ -3202,7 +3256,7 @@
         </mc:Choice>
         <mc:Fallback>
           <w:pict>
-            <v:line w14:anchorId="3EFC992B" id="Line 61" o:spid="_x0000_s1026" style="position:absolute;z-index:251641856;visibility:visible;mso-wrap-style:square;mso-width-percent:0;mso-height-percent:0;mso-wrap-distance-left:9pt;mso-wrap-distance-top:-3e-5mm;mso-wrap-distance-right:9pt;mso-wrap-distance-bottom:-3e-5mm;mso-position-horizontal:absolute;mso-position-horizontal-relative:page;mso-position-vertical:absolute;mso-position-vertical-relative:page;mso-width-percent:0;mso-height-percent:0;mso-width-relative:page;mso-height-relative:page" from="552.85pt,801.75pt" to="577.35pt,801.75pt" o:gfxdata="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" strokeweight="1.5pt">
+            <v:line w14:anchorId="47B35668" id="Line 61" o:spid="_x0000_s1026" style="position:absolute;z-index:251641856;visibility:visible;mso-wrap-style:square;mso-width-percent:0;mso-height-percent:0;mso-wrap-distance-left:9pt;mso-wrap-distance-top:-3e-5mm;mso-wrap-distance-right:9pt;mso-wrap-distance-bottom:-3e-5mm;mso-position-horizontal:absolute;mso-position-horizontal-relative:page;mso-position-vertical:absolute;mso-position-vertical-relative:page;mso-width-percent:0;mso-height-percent:0;mso-width-relative:page;mso-height-relative:page" from="552.85pt,801.75pt" to="577.35pt,801.75pt" o:gfxdata="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" strokeweight="1.5pt">
               <w10:wrap anchorx="page" anchory="page"/>
             </v:line>
           </w:pict>
@@ -3277,7 +3331,7 @@
         </mc:Choice>
         <mc:Fallback>
           <w:pict>
-            <v:line w14:anchorId="676ECCE8" id="Line 56" o:spid="_x0000_s1026" style="position:absolute;z-index:251628544;visibility:visible;mso-wrap-style:square;mso-width-percent:0;mso-height-percent:0;mso-wrap-distance-left:9pt;mso-wrap-distance-top:-3e-5mm;mso-wrap-distance-right:9pt;mso-wrap-distance-bottom:-3e-5mm;mso-position-horizontal:absolute;mso-position-horizontal-relative:page;mso-position-vertical:absolute;mso-position-vertical-relative:page;mso-width-percent:0;mso-height-percent:0;mso-width-relative:page;mso-height-relative:page" from="56.7pt,781.9pt" to="577.35pt,781.9pt" o:gfxdata="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" strokeweight="1.5pt">
+            <v:line w14:anchorId="09523793" id="Line 56" o:spid="_x0000_s1026" style="position:absolute;z-index:251628544;visibility:visible;mso-wrap-style:square;mso-width-percent:0;mso-height-percent:0;mso-wrap-distance-left:9pt;mso-wrap-distance-top:-3e-5mm;mso-wrap-distance-right:9pt;mso-wrap-distance-bottom:-3e-5mm;mso-position-horizontal:absolute;mso-position-horizontal-relative:page;mso-position-vertical:absolute;mso-position-vertical-relative:page;mso-width-percent:0;mso-height-percent:0;mso-width-relative:page;mso-height-relative:page" from="56.7pt,781.9pt" to="577.35pt,781.9pt" o:gfxdata="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" strokeweight="1.5pt">
               <w10:wrap anchorx="page" anchory="page"/>
             </v:line>
           </w:pict>
@@ -3352,7 +3406,7 @@
         </mc:Choice>
         <mc:Fallback>
           <w:pict>
-            <v:line w14:anchorId="773EB762" id="Line 58" o:spid="_x0000_s1026" style="position:absolute;flip:x;z-index:251633664;visibility:visible;mso-wrap-style:square;mso-width-percent:0;mso-height-percent:0;mso-wrap-distance-left:9pt;mso-wrap-distance-top:0;mso-wrap-distance-right:9pt;mso-wrap-distance-bottom:0;mso-position-horizontal:absolute;mso-position-horizontal-relative:page;mso-position-vertical:absolute;mso-position-vertical-relative:page;mso-width-percent:0;mso-height-percent:0;mso-width-relative:page;mso-height-relative:page" from="240.95pt,781.9pt" to="241pt,822.95pt" o:gfxdata="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" strokeweight="1.5pt">
+            <v:line w14:anchorId="0238A117" id="Line 58" o:spid="_x0000_s1026" style="position:absolute;flip:x;z-index:251633664;visibility:visible;mso-wrap-style:square;mso-width-percent:0;mso-height-percent:0;mso-wrap-distance-left:9pt;mso-wrap-distance-top:0;mso-wrap-distance-right:9pt;mso-wrap-distance-bottom:0;mso-position-horizontal:absolute;mso-position-horizontal-relative:page;mso-position-vertical:absolute;mso-position-vertical-relative:page;mso-width-percent:0;mso-height-percent:0;mso-width-relative:page;mso-height-relative:page" from="240.95pt,781.9pt" to="241pt,822.95pt" o:gfxdata="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" strokeweight="1.5pt">
               <w10:wrap anchorx="page" anchory="page"/>
             </v:line>
           </w:pict>
@@ -3427,7 +3481,7 @@
         </mc:Choice>
         <mc:Fallback>
           <w:pict>
-            <v:line w14:anchorId="2C93C500" id="Line 65" o:spid="_x0000_s1026" style="position:absolute;z-index:251653120;visibility:visible;mso-wrap-style:square;mso-width-percent:0;mso-height-percent:0;mso-wrap-distance-left:3.17497mm;mso-wrap-distance-top:0;mso-wrap-distance-right:3.17497mm;mso-wrap-distance-bottom:0;mso-position-horizontal:absolute;mso-position-horizontal-relative:page;mso-position-vertical:absolute;mso-position-vertical-relative:page;mso-width-percent:0;mso-height-percent:0;mso-width-relative:page;mso-height-relative:page" from="212.65pt,781.9pt" to="212.65pt,822.95pt" o:gfxdata="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" strokeweight="1.5pt">
+            <v:line w14:anchorId="61173CD5" id="Line 65" o:spid="_x0000_s1026" style="position:absolute;z-index:251653120;visibility:visible;mso-wrap-style:square;mso-width-percent:0;mso-height-percent:0;mso-wrap-distance-left:3.17497mm;mso-wrap-distance-top:0;mso-wrap-distance-right:3.17497mm;mso-wrap-distance-bottom:0;mso-position-horizontal:absolute;mso-position-horizontal-relative:page;mso-position-vertical:absolute;mso-position-vertical-relative:page;mso-width-percent:0;mso-height-percent:0;mso-width-relative:page;mso-height-relative:page" from="212.65pt,781.9pt" to="212.65pt,822.95pt" o:gfxdata="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" strokeweight="1.5pt">
               <w10:wrap anchorx="page" anchory="page"/>
             </v:line>
           </w:pict>
@@ -3502,7 +3556,7 @@
         </mc:Choice>
         <mc:Fallback>
           <w:pict>
-            <v:line w14:anchorId="728701A8" id="Line 64" o:spid="_x0000_s1026" style="position:absolute;z-index:251650048;visibility:visible;mso-wrap-style:square;mso-width-percent:0;mso-height-percent:0;mso-wrap-distance-left:3.17497mm;mso-wrap-distance-top:0;mso-wrap-distance-right:3.17497mm;mso-wrap-distance-bottom:0;mso-position-horizontal:absolute;mso-position-horizontal-relative:page;mso-position-vertical:absolute;mso-position-vertical-relative:page;mso-width-percent:0;mso-height-percent:0;mso-width-relative:page;mso-height-relative:page" from="170.1pt,781.9pt" to="170.1pt,822.95pt" o:gfxdata="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" strokeweight="1.5pt">
+            <v:line w14:anchorId="2FBFE08B" id="Line 64" o:spid="_x0000_s1026" style="position:absolute;z-index:251650048;visibility:visible;mso-wrap-style:square;mso-width-percent:0;mso-height-percent:0;mso-wrap-distance-left:3.17497mm;mso-wrap-distance-top:0;mso-wrap-distance-right:3.17497mm;mso-wrap-distance-bottom:0;mso-position-horizontal:absolute;mso-position-horizontal-relative:page;mso-position-vertical:absolute;mso-position-vertical-relative:page;mso-width-percent:0;mso-height-percent:0;mso-width-relative:page;mso-height-relative:page" from="170.1pt,781.9pt" to="170.1pt,822.95pt" o:gfxdata="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" strokeweight="1.5pt">
               <w10:wrap anchorx="page" anchory="page"/>
             </v:line>
           </w:pict>
@@ -3577,7 +3631,7 @@
         </mc:Choice>
         <mc:Fallback>
           <w:pict>
-            <v:line w14:anchorId="5234D509" id="Line 62" o:spid="_x0000_s1026" style="position:absolute;z-index:251644928;visibility:visible;mso-wrap-style:square;mso-width-percent:0;mso-height-percent:0;mso-wrap-distance-left:3.17497mm;mso-wrap-distance-top:0;mso-wrap-distance-right:3.17497mm;mso-wrap-distance-bottom:0;mso-position-horizontal:absolute;mso-position-horizontal-relative:page;mso-position-vertical:absolute;mso-position-vertical-relative:page;mso-width-percent:0;mso-height-percent:0;mso-width-relative:page;mso-height-relative:page" from="85.05pt,781.9pt" to="85.05pt,822.95pt" o:gfxdata="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" strokeweight="1.5pt">
+            <v:line w14:anchorId="69A30359" id="Line 62" o:spid="_x0000_s1026" style="position:absolute;z-index:251644928;visibility:visible;mso-wrap-style:square;mso-width-percent:0;mso-height-percent:0;mso-wrap-distance-left:3.17497mm;mso-wrap-distance-top:0;mso-wrap-distance-right:3.17497mm;mso-wrap-distance-bottom:0;mso-position-horizontal:absolute;mso-position-horizontal-relative:page;mso-position-vertical:absolute;mso-position-vertical-relative:page;mso-width-percent:0;mso-height-percent:0;mso-width-relative:page;mso-height-relative:page" from="85.05pt,781.9pt" to="85.05pt,822.95pt" o:gfxdata="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" strokeweight="1.5pt">
               <w10:wrap anchorx="page" anchory="page"/>
             </v:line>
           </w:pict>
@@ -3652,7 +3706,7 @@
         </mc:Choice>
         <mc:Fallback>
           <w:pict>
-            <v:line w14:anchorId="2837B3BB" id="Line 60" o:spid="_x0000_s1026" style="position:absolute;z-index:251639808;visibility:visible;mso-wrap-style:square;mso-width-percent:0;mso-height-percent:0;mso-wrap-distance-left:3.17497mm;mso-wrap-distance-top:0;mso-wrap-distance-right:3.17497mm;mso-wrap-distance-bottom:0;mso-position-horizontal:absolute;mso-position-horizontal-relative:page;mso-position-vertical:absolute;mso-position-vertical-relative:page;mso-width-percent:0;mso-height-percent:0;mso-width-relative:page;mso-height-relative:page" from="552.85pt,781.9pt" to="552.85pt,823.8pt" o:gfxdata="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" strokeweight="1.5pt">
+            <v:line w14:anchorId="080CD246" id="Line 60" o:spid="_x0000_s1026" style="position:absolute;z-index:251639808;visibility:visible;mso-wrap-style:square;mso-width-percent:0;mso-height-percent:0;mso-wrap-distance-left:3.17497mm;mso-wrap-distance-top:0;mso-wrap-distance-right:3.17497mm;mso-wrap-distance-bottom:0;mso-position-horizontal:absolute;mso-position-horizontal-relative:page;mso-position-vertical:absolute;mso-position-vertical-relative:page;mso-width-percent:0;mso-height-percent:0;mso-width-relative:page;mso-height-relative:page" from="552.85pt,781.9pt" to="552.85pt,823.8pt" o:gfxdata="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" strokeweight="1.5pt">
               <w10:wrap anchorx="page" anchory="page"/>
             </v:line>
           </w:pict>
@@ -3970,7 +4024,7 @@
         </mc:Choice>
         <mc:Fallback>
           <w:pict>
-            <v:line w14:anchorId="446FEC69" id="Line 63" o:spid="_x0000_s1026" style="position:absolute;z-index:251648000;visibility:visible;mso-wrap-style:square;mso-width-percent:0;mso-height-percent:0;mso-wrap-distance-left:3.17497mm;mso-wrap-distance-top:0;mso-wrap-distance-right:3.17497mm;mso-wrap-distance-bottom:0;mso-position-horizontal:absolute;mso-position-horizontal-relative:page;mso-position-vertical:absolute;mso-position-vertical-relative:page;mso-width-percent:0;mso-height-percent:0;mso-width-relative:page;mso-height-relative:page" from="113.45pt,780.85pt" to="113.45pt,823.35pt" o:gfxdata="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" strokeweight="1.5pt">
+            <v:line w14:anchorId="2CDCAACE" id="Line 63" o:spid="_x0000_s1026" style="position:absolute;z-index:251648000;visibility:visible;mso-wrap-style:square;mso-width-percent:0;mso-height-percent:0;mso-wrap-distance-left:3.17497mm;mso-wrap-distance-top:0;mso-wrap-distance-right:3.17497mm;mso-wrap-distance-bottom:0;mso-position-horizontal:absolute;mso-position-horizontal-relative:page;mso-position-vertical:absolute;mso-position-vertical-relative:page;mso-width-percent:0;mso-height-percent:0;mso-width-relative:page;mso-height-relative:page" from="113.45pt,780.85pt" to="113.45pt,823.35pt" o:gfxdata="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" strokeweight="1.5pt">
               <w10:wrap anchorx="page" anchory="page"/>
             </v:line>
           </w:pict>
@@ -4045,7 +4099,7 @@
         </mc:Choice>
         <mc:Fallback>
           <w:pict>
-            <v:line w14:anchorId="2FD42463" id="Line 59" o:spid="_x0000_s1026" style="position:absolute;z-index:251635712;visibility:visible;mso-wrap-style:square;mso-width-percent:0;mso-height-percent:0;mso-wrap-distance-left:9pt;mso-wrap-distance-top:-3e-5mm;mso-wrap-distance-right:9pt;mso-wrap-distance-bottom:-3e-5mm;mso-position-horizontal:absolute;mso-position-horizontal-relative:page;mso-position-vertical:absolute;mso-position-vertical-relative:page;mso-width-percent:0;mso-height-percent:0;mso-width-relative:page;mso-height-relative:page" from="56.7pt,810.25pt" to="240.95pt,810.25pt" o:gfxdata="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" strokeweight="1.5pt">
+            <v:line w14:anchorId="76FA65A5" id="Line 59" o:spid="_x0000_s1026" style="position:absolute;z-index:251635712;visibility:visible;mso-wrap-style:square;mso-width-percent:0;mso-height-percent:0;mso-wrap-distance-left:9pt;mso-wrap-distance-top:-3e-5mm;mso-wrap-distance-right:9pt;mso-wrap-distance-bottom:-3e-5mm;mso-position-horizontal:absolute;mso-position-horizontal-relative:page;mso-position-vertical:absolute;mso-position-vertical-relative:page;mso-width-percent:0;mso-height-percent:0;mso-width-relative:page;mso-height-relative:page" from="56.7pt,810.25pt" to="240.95pt,810.25pt" o:gfxdata="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" strokeweight="1.5pt">
               <w10:wrap anchorx="page" anchory="page"/>
             </v:line>
           </w:pict>
@@ -4120,7 +4174,7 @@
         </mc:Choice>
         <mc:Fallback>
           <w:pict>
-            <v:line w14:anchorId="68E3CFCD" id="Line 57" o:spid="_x0000_s1026" style="position:absolute;z-index:251630592;visibility:visible;mso-wrap-style:square;mso-width-percent:0;mso-height-percent:0;mso-wrap-distance-left:9pt;mso-wrap-distance-top:-3e-5mm;mso-wrap-distance-right:9pt;mso-wrap-distance-bottom:-3e-5mm;mso-position-horizontal:absolute;mso-position-horizontal-relative:page;mso-position-vertical:absolute;mso-position-vertical-relative:page;mso-width-percent:0;mso-height-percent:0;mso-width-relative:page;mso-height-relative:page" from="56.7pt,796.05pt" to="240.95pt,796.05pt" o:gfxdata="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">
+            <v:line w14:anchorId="3C7D2BC4" id="Line 57" o:spid="_x0000_s1026" style="position:absolute;z-index:251630592;visibility:visible;mso-wrap-style:square;mso-width-percent:0;mso-height-percent:0;mso-wrap-distance-left:9pt;mso-wrap-distance-top:-3e-5mm;mso-wrap-distance-right:9pt;mso-wrap-distance-bottom:-3e-5mm;mso-position-horizontal:absolute;mso-position-horizontal-relative:page;mso-position-vertical:absolute;mso-position-vertical-relative:page;mso-width-percent:0;mso-height-percent:0;mso-width-relative:page;mso-height-relative:page" from="56.7pt,796.05pt" to="240.95pt,796.05pt" o:gfxdata="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">
               <w10:wrap anchorx="page" anchory="page"/>
             </v:line>
           </w:pict>
@@ -4269,7 +4323,6 @@
                             </w:rPr>
                             <w:t xml:space="preserve">части главной страницы сайта «Магазин спортивной одежды </w:t>
                           </w:r>
-                          <w:proofErr w:type="spellStart"/>
                           <w:r>
                             <w:rPr>
                               <w:rFonts w:ascii="ISOCPEUR" w:hAnsi="ISOCPEUR"/>
@@ -4290,7 +4343,6 @@
                             </w:rPr>
                             <w:t>Time</w:t>
                           </w:r>
-                          <w:proofErr w:type="spellEnd"/>
                           <w:r>
                             <w:rPr>
                               <w:rFonts w:ascii="ISOCPEUR" w:hAnsi="ISOCPEUR"/>
@@ -4393,7 +4445,6 @@
                       </w:rPr>
                       <w:t xml:space="preserve">части главной страницы сайта «Магазин спортивной одежды </w:t>
                     </w:r>
-                    <w:proofErr w:type="spellStart"/>
                     <w:r>
                       <w:rPr>
                         <w:rFonts w:ascii="ISOCPEUR" w:hAnsi="ISOCPEUR"/>
@@ -4414,7 +4465,6 @@
                       </w:rPr>
                       <w:t>Time</w:t>
                     </w:r>
-                    <w:proofErr w:type="spellEnd"/>
                     <w:r>
                       <w:rPr>
                         <w:rFonts w:ascii="ISOCPEUR" w:hAnsi="ISOCPEUR"/>
@@ -5103,7 +5153,7 @@
                               <w:rFonts w:ascii="ISOCPEUR" w:hAnsi="ISOCPEUR"/>
                               <w:i/>
                             </w:rPr>
-                            <w:t>Тупик</w:t>
+                            <w:t>Рудый</w:t>
                           </w:r>
                         </w:p>
                       </w:txbxContent>
@@ -5140,7 +5190,7 @@
                         <w:rFonts w:ascii="ISOCPEUR" w:hAnsi="ISOCPEUR"/>
                         <w:i/>
                       </w:rPr>
-                      <w:t>Тупик</w:t>
+                      <w:t>Рудый</w:t>
                     </w:r>
                   </w:p>
                 </w:txbxContent>
@@ -6369,7 +6419,7 @@
         </mc:Choice>
         <mc:Fallback>
           <w:pict>
-            <v:line w14:anchorId="7A7B4AEF" id="Line 22" o:spid="_x0000_s1026" style="position:absolute;z-index:251646976;visibility:visible;mso-wrap-style:square;mso-width-percent:0;mso-height-percent:0;mso-wrap-distance-left:9pt;mso-wrap-distance-top:-3e-5mm;mso-wrap-distance-right:9pt;mso-wrap-distance-bottom:-3e-5mm;mso-position-horizontal:absolute;mso-position-horizontal-relative:page;mso-position-vertical:absolute;mso-position-vertical-relative:page;mso-width-percent:0;mso-height-percent:0;mso-width-relative:page;mso-height-relative:page" from="56.7pt,753.5pt" to="575.05pt,753.5pt" o:gfxdata="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" strokeweight="1.5pt">
+            <v:line w14:anchorId="04C451A4" id="Line 22" o:spid="_x0000_s1026" style="position:absolute;z-index:251646976;visibility:visible;mso-wrap-style:square;mso-width-percent:0;mso-height-percent:0;mso-wrap-distance-left:9pt;mso-wrap-distance-top:-3e-5mm;mso-wrap-distance-right:9pt;mso-wrap-distance-bottom:-3e-5mm;mso-position-horizontal:absolute;mso-position-horizontal-relative:page;mso-position-vertical:absolute;mso-position-vertical-relative:page;mso-width-percent:0;mso-height-percent:0;mso-width-relative:page;mso-height-relative:page" from="56.7pt,753.5pt" to="575.05pt,753.5pt" o:gfxdata="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" strokeweight="1.5pt">
               <w10:wrap anchorx="page" anchory="page"/>
             </v:line>
           </w:pict>
@@ -6444,7 +6494,7 @@
         </mc:Choice>
         <mc:Fallback>
           <w:pict>
-            <v:line w14:anchorId="72DDEA05" id="Line 77" o:spid="_x0000_s1026" style="position:absolute;z-index:251678720;visibility:visible;mso-wrap-style:square;mso-width-percent:0;mso-height-percent:0;mso-wrap-distance-left:9pt;mso-wrap-distance-top:-3e-5mm;mso-wrap-distance-right:9pt;mso-wrap-distance-bottom:-3e-5mm;mso-position-horizontal:absolute;mso-position-horizontal-relative:page;mso-position-vertical:absolute;mso-position-vertical-relative:page;mso-width-percent:0;mso-height-percent:0;mso-width-relative:page;mso-height-relative:page" from="439.35pt,781.85pt" to="575.05pt,781.95pt" o:gfxdata="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" strokeweight="1.5pt">
+            <v:line w14:anchorId="4323D36F" id="Line 77" o:spid="_x0000_s1026" style="position:absolute;z-index:251678720;visibility:visible;mso-wrap-style:square;mso-width-percent:0;mso-height-percent:0;mso-wrap-distance-left:9pt;mso-wrap-distance-top:-3e-5mm;mso-wrap-distance-right:9pt;mso-wrap-distance-bottom:-3e-5mm;mso-position-horizontal:absolute;mso-position-horizontal-relative:page;mso-position-vertical:absolute;mso-position-vertical-relative:page;mso-width-percent:0;mso-height-percent:0;mso-width-relative:page;mso-height-relative:page" from="439.35pt,781.85pt" to="575.05pt,781.95pt" o:gfxdata="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" strokeweight="1.5pt">
               <w10:wrap anchorx="page" anchory="page"/>
             </v:line>
           </w:pict>
@@ -6519,7 +6569,7 @@
         </mc:Choice>
         <mc:Fallback>
           <w:pict>
-            <v:line w14:anchorId="047E84EA" id="Line 28" o:spid="_x0000_s1026" style="position:absolute;z-index:251654144;visibility:visible;mso-wrap-style:square;mso-width-percent:0;mso-height-percent:0;mso-wrap-distance-left:9pt;mso-wrap-distance-top:-3e-5mm;mso-wrap-distance-right:9pt;mso-wrap-distance-bottom:-3e-5mm;mso-position-horizontal:absolute;mso-position-horizontal-relative:page;mso-position-vertical:absolute;mso-position-vertical-relative:page;mso-width-percent:0;mso-height-percent:0;mso-width-relative:page;mso-height-relative:page" from="439.25pt,767.7pt" to="575.05pt,767.75pt" o:gfxdata="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" strokeweight="1.5pt">
+            <v:line w14:anchorId="017F7ED9" id="Line 28" o:spid="_x0000_s1026" style="position:absolute;z-index:251654144;visibility:visible;mso-wrap-style:square;mso-width-percent:0;mso-height-percent:0;mso-wrap-distance-left:9pt;mso-wrap-distance-top:-3e-5mm;mso-wrap-distance-right:9pt;mso-wrap-distance-bottom:-3e-5mm;mso-position-horizontal:absolute;mso-position-horizontal-relative:page;mso-position-vertical:absolute;mso-position-vertical-relative:page;mso-width-percent:0;mso-height-percent:0;mso-width-relative:page;mso-height-relative:page" from="439.25pt,767.7pt" to="575.05pt,767.75pt" o:gfxdata="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" strokeweight="1.5pt">
               <w10:wrap anchorx="page" anchory="page"/>
             </v:line>
           </w:pict>
@@ -6594,7 +6644,7 @@
         </mc:Choice>
         <mc:Fallback>
           <w:pict>
-            <v:line w14:anchorId="70B3ABBA" id="Line 2" o:spid="_x0000_s1026" style="position:absolute;z-index:251629568;visibility:visible;mso-wrap-style:square;mso-width-percent:0;mso-height-percent:0;mso-wrap-distance-left:9pt;mso-wrap-distance-top:-3e-5mm;mso-wrap-distance-right:9pt;mso-wrap-distance-bottom:-3e-5mm;mso-position-horizontal:absolute;mso-position-horizontal-relative:page;mso-position-vertical:absolute;mso-position-vertical-relative:page;mso-width-percent:0;mso-height-percent:0;mso-width-relative:page;mso-height-relative:page" from="56.7pt,711pt" to="575.05pt,711pt" o:gfxdata="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" strokeweight="1.5pt">
+            <v:line w14:anchorId="0F270724" id="Line 2" o:spid="_x0000_s1026" style="position:absolute;z-index:251629568;visibility:visible;mso-wrap-style:square;mso-width-percent:0;mso-height-percent:0;mso-wrap-distance-left:9pt;mso-wrap-distance-top:-3e-5mm;mso-wrap-distance-right:9pt;mso-wrap-distance-bottom:-3e-5mm;mso-position-horizontal:absolute;mso-position-horizontal-relative:page;mso-position-vertical:absolute;mso-position-vertical-relative:page;mso-width-percent:0;mso-height-percent:0;mso-width-relative:page;mso-height-relative:page" from="56.7pt,711pt" to="575.05pt,711pt" o:gfxdata="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" strokeweight="1.5pt">
               <w10:wrap anchorx="page" anchory="page"/>
             </v:line>
           </w:pict>
@@ -7256,7 +7306,25 @@
                               <w:sz w:val="28"/>
                               <w:szCs w:val="32"/>
                             </w:rPr>
-                            <w:t>.21.26</w:t>
+                            <w:t>.</w:t>
+                          </w:r>
+                          <w:r>
+                            <w:rPr>
+                              <w:rFonts w:ascii="ISOCPEUR" w:hAnsi="ISOCPEUR"/>
+                              <w:i/>
+                              <w:sz w:val="28"/>
+                              <w:szCs w:val="32"/>
+                            </w:rPr>
+                            <w:t>17</w:t>
+                          </w:r>
+                          <w:r>
+                            <w:rPr>
+                              <w:rFonts w:ascii="ISOCPEUR" w:hAnsi="ISOCPEUR"/>
+                              <w:i/>
+                              <w:sz w:val="28"/>
+                              <w:szCs w:val="32"/>
+                            </w:rPr>
+                            <w:t>.26</w:t>
                           </w:r>
                           <w:r>
                             <w:rPr>
@@ -7380,7 +7448,25 @@
                         <w:sz w:val="28"/>
                         <w:szCs w:val="32"/>
                       </w:rPr>
-                      <w:t>.21.26</w:t>
+                      <w:t>.</w:t>
+                    </w:r>
+                    <w:r>
+                      <w:rPr>
+                        <w:rFonts w:ascii="ISOCPEUR" w:hAnsi="ISOCPEUR"/>
+                        <w:i/>
+                        <w:sz w:val="28"/>
+                        <w:szCs w:val="32"/>
+                      </w:rPr>
+                      <w:t>17</w:t>
+                    </w:r>
+                    <w:r>
+                      <w:rPr>
+                        <w:rFonts w:ascii="ISOCPEUR" w:hAnsi="ISOCPEUR"/>
+                        <w:i/>
+                        <w:sz w:val="28"/>
+                        <w:szCs w:val="32"/>
+                      </w:rPr>
+                      <w:t>.26</w:t>
                     </w:r>
                     <w:r>
                       <w:rPr>
@@ -7486,7 +7572,7 @@
         </mc:Choice>
         <mc:Fallback>
           <w:pict>
-            <v:line w14:anchorId="7A0AD413" id="Line 82" o:spid="_x0000_s1026" style="position:absolute;z-index:251681792;visibility:visible;mso-wrap-style:square;mso-width-percent:0;mso-height-percent:0;mso-wrap-distance-left:9pt;mso-wrap-distance-top:-3e-5mm;mso-wrap-distance-right:9pt;mso-wrap-distance-bottom:-3e-5mm;mso-position-horizontal:absolute;mso-position-horizontal-relative:page;mso-position-vertical:absolute;mso-position-vertical-relative:page;mso-width-percent:0;mso-height-percent:0;mso-width-relative:page;mso-height-relative:page" from="56.7pt,781.85pt" to="240.95pt,781.85pt" o:gfxdata="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">
+            <v:line w14:anchorId="7753CD8E" id="Line 82" o:spid="_x0000_s1026" style="position:absolute;z-index:251681792;visibility:visible;mso-wrap-style:square;mso-width-percent:0;mso-height-percent:0;mso-wrap-distance-left:9pt;mso-wrap-distance-top:-3e-5mm;mso-wrap-distance-right:9pt;mso-wrap-distance-bottom:-3e-5mm;mso-position-horizontal:absolute;mso-position-horizontal-relative:page;mso-position-vertical:absolute;mso-position-vertical-relative:page;mso-width-percent:0;mso-height-percent:0;mso-width-relative:page;mso-height-relative:page" from="56.7pt,781.85pt" to="240.95pt,781.85pt" o:gfxdata="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">
               <w10:wrap anchorx="page" anchory="page"/>
             </v:line>
           </w:pict>
@@ -7666,7 +7752,7 @@
         </mc:Choice>
         <mc:Fallback>
           <w:pict>
-            <v:line w14:anchorId="24019DEC" id="Line 26" o:spid="_x0000_s1026" style="position:absolute;z-index:251652096;visibility:visible;mso-wrap-style:square;mso-width-percent:0;mso-height-percent:0;mso-wrap-distance-left:3.17497mm;mso-wrap-distance-top:0;mso-wrap-distance-right:3.17497mm;mso-wrap-distance-bottom:0;mso-position-horizontal:absolute;mso-position-horizontal-relative:page;mso-position-vertical:absolute;mso-position-vertical-relative:page;mso-width-percent:0;mso-height-percent:0;mso-width-relative:page;mso-height-relative:page" from="524.3pt,753.55pt" to="524.3pt,781.9pt" o:gfxdata="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" strokeweight="1.5pt">
+            <v:line w14:anchorId="32E2F376" id="Line 26" o:spid="_x0000_s1026" style="position:absolute;z-index:251652096;visibility:visible;mso-wrap-style:square;mso-width-percent:0;mso-height-percent:0;mso-wrap-distance-left:3.17497mm;mso-wrap-distance-top:0;mso-wrap-distance-right:3.17497mm;mso-wrap-distance-bottom:0;mso-position-horizontal:absolute;mso-position-horizontal-relative:page;mso-position-vertical:absolute;mso-position-vertical-relative:page;mso-width-percent:0;mso-height-percent:0;mso-width-relative:page;mso-height-relative:page" from="524.3pt,753.55pt" to="524.3pt,781.9pt" o:gfxdata="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" strokeweight="1.5pt">
               <w10:wrap anchorx="page" anchory="page"/>
             </v:line>
           </w:pict>
@@ -7741,7 +7827,7 @@
         </mc:Choice>
         <mc:Fallback>
           <w:pict>
-            <v:line w14:anchorId="05749BB5" id="Line 25" o:spid="_x0000_s1026" style="position:absolute;z-index:251651072;visibility:visible;mso-wrap-style:square;mso-width-percent:0;mso-height-percent:0;mso-wrap-distance-left:3.17497mm;mso-wrap-distance-top:0;mso-wrap-distance-right:3.17497mm;mso-wrap-distance-bottom:0;mso-position-horizontal:absolute;mso-position-horizontal-relative:page;mso-position-vertical:absolute;mso-position-vertical-relative:page;mso-width-percent:0;mso-height-percent:0;mso-width-relative:page;mso-height-relative:page" from="481.9pt,753.5pt" to="481.9pt,781.85pt" o:gfxdata="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" strokeweight="1.5pt">
+            <v:line w14:anchorId="12F81A5A" id="Line 25" o:spid="_x0000_s1026" style="position:absolute;z-index:251651072;visibility:visible;mso-wrap-style:square;mso-width-percent:0;mso-height-percent:0;mso-wrap-distance-left:3.17497mm;mso-wrap-distance-top:0;mso-wrap-distance-right:3.17497mm;mso-wrap-distance-bottom:0;mso-position-horizontal:absolute;mso-position-horizontal-relative:page;mso-position-vertical:absolute;mso-position-vertical-relative:page;mso-width-percent:0;mso-height-percent:0;mso-width-relative:page;mso-height-relative:page" from="481.9pt,753.5pt" to="481.9pt,781.85pt" o:gfxdata="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" strokeweight="1.5pt">
               <w10:wrap anchorx="page" anchory="page"/>
             </v:line>
           </w:pict>
@@ -7816,7 +7902,7 @@
         </mc:Choice>
         <mc:Fallback>
           <w:pict>
-            <v:line w14:anchorId="71220EC9" id="Line 24" o:spid="_x0000_s1026" style="position:absolute;z-index:251649024;visibility:visible;mso-wrap-style:square;mso-width-percent:0;mso-height-percent:0;mso-wrap-distance-left:3.17497mm;mso-wrap-distance-top:0;mso-wrap-distance-right:3.17497mm;mso-wrap-distance-bottom:0;mso-position-horizontal:absolute;mso-position-horizontal-relative:page;mso-position-vertical:absolute;mso-position-vertical-relative:page;mso-width-percent:0;mso-height-percent:0;mso-width-relative:page;mso-height-relative:page" from="439.35pt,753.5pt" to="439.35pt,824.35pt" o:gfxdata="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" strokeweight="1.5pt">
+            <v:line w14:anchorId="0041EAA1" id="Line 24" o:spid="_x0000_s1026" style="position:absolute;z-index:251649024;visibility:visible;mso-wrap-style:square;mso-width-percent:0;mso-height-percent:0;mso-wrap-distance-left:3.17497mm;mso-wrap-distance-top:0;mso-wrap-distance-right:3.17497mm;mso-wrap-distance-bottom:0;mso-position-horizontal:absolute;mso-position-horizontal-relative:page;mso-position-vertical:absolute;mso-position-vertical-relative:page;mso-width-percent:0;mso-height-percent:0;mso-width-relative:page;mso-height-relative:page" from="439.35pt,753.5pt" to="439.35pt,824.35pt" o:gfxdata="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" strokeweight="1.5pt">
               <w10:wrap anchorx="page" anchory="page"/>
             </v:line>
           </w:pict>
@@ -7891,7 +7977,7 @@
         </mc:Choice>
         <mc:Fallback>
           <w:pict>
-            <v:line w14:anchorId="6F9F9749" id="Line 21" o:spid="_x0000_s1026" style="position:absolute;z-index:251645952;visibility:visible;mso-wrap-style:square;mso-width-percent:0;mso-height-percent:0;mso-wrap-distance-left:3.17497mm;mso-wrap-distance-top:0;mso-wrap-distance-right:3.17497mm;mso-wrap-distance-bottom:0;mso-position-horizontal:absolute;mso-position-horizontal-relative:page;mso-position-vertical:absolute;mso-position-vertical-relative:page;mso-width-percent:0;mso-height-percent:0;mso-width-relative:page;mso-height-relative:page" from="212.65pt,711pt" to="212.65pt,824.4pt" o:gfxdata="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" strokeweight="1.5pt">
+            <v:line w14:anchorId="4A3049A1" id="Line 21" o:spid="_x0000_s1026" style="position:absolute;z-index:251645952;visibility:visible;mso-wrap-style:square;mso-width-percent:0;mso-height-percent:0;mso-wrap-distance-left:3.17497mm;mso-wrap-distance-top:0;mso-wrap-distance-right:3.17497mm;mso-wrap-distance-bottom:0;mso-position-horizontal:absolute;mso-position-horizontal-relative:page;mso-position-vertical:absolute;mso-position-vertical-relative:page;mso-width-percent:0;mso-height-percent:0;mso-width-relative:page;mso-height-relative:page" from="212.65pt,711pt" to="212.65pt,824.4pt" o:gfxdata="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" strokeweight="1.5pt">
               <w10:wrap anchorx="page" anchory="page"/>
             </v:line>
           </w:pict>
@@ -7966,7 +8052,7 @@
         </mc:Choice>
         <mc:Fallback>
           <w:pict>
-            <v:line w14:anchorId="0880A637" id="Line 20" o:spid="_x0000_s1026" style="position:absolute;z-index:251643904;visibility:visible;mso-wrap-style:square;mso-width-percent:0;mso-height-percent:0;mso-wrap-distance-left:3.17497mm;mso-wrap-distance-top:0;mso-wrap-distance-right:3.17497mm;mso-wrap-distance-bottom:0;mso-position-horizontal:absolute;mso-position-horizontal-relative:page;mso-position-vertical:absolute;mso-position-vertical-relative:page;mso-width-percent:0;mso-height-percent:0;mso-width-relative:page;mso-height-relative:page" from="170.05pt,711pt" to="170.05pt,824.4pt" o:gfxdata="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" strokeweight="1.5pt">
+            <v:line w14:anchorId="42B90CEF" id="Line 20" o:spid="_x0000_s1026" style="position:absolute;z-index:251643904;visibility:visible;mso-wrap-style:square;mso-width-percent:0;mso-height-percent:0;mso-wrap-distance-left:3.17497mm;mso-wrap-distance-top:0;mso-wrap-distance-right:3.17497mm;mso-wrap-distance-bottom:0;mso-position-horizontal:absolute;mso-position-horizontal-relative:page;mso-position-vertical:absolute;mso-position-vertical-relative:page;mso-width-percent:0;mso-height-percent:0;mso-width-relative:page;mso-height-relative:page" from="170.05pt,711pt" to="170.05pt,824.4pt" o:gfxdata="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" strokeweight="1.5pt">
               <w10:wrap anchorx="page" anchory="page"/>
             </v:line>
           </w:pict>
@@ -8041,7 +8127,7 @@
         </mc:Choice>
         <mc:Fallback>
           <w:pict>
-            <v:line w14:anchorId="33B2C5DA" id="Line 19" o:spid="_x0000_s1026" style="position:absolute;z-index:251642880;visibility:visible;mso-wrap-style:square;mso-width-percent:0;mso-height-percent:0;mso-wrap-distance-left:3.17497mm;mso-wrap-distance-top:0;mso-wrap-distance-right:3.17497mm;mso-wrap-distance-bottom:0;mso-position-horizontal:absolute;mso-position-horizontal-relative:page;mso-position-vertical:absolute;mso-position-vertical-relative:page;mso-width-percent:0;mso-height-percent:0;mso-width-relative:page;mso-height-relative:page" from="113.4pt,711pt" to="113.4pt,824.4pt" o:gfxdata="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" strokeweight="1.5pt">
+            <v:line w14:anchorId="4B8C2A3F" id="Line 19" o:spid="_x0000_s1026" style="position:absolute;z-index:251642880;visibility:visible;mso-wrap-style:square;mso-width-percent:0;mso-height-percent:0;mso-wrap-distance-left:3.17497mm;mso-wrap-distance-top:0;mso-wrap-distance-right:3.17497mm;mso-wrap-distance-bottom:0;mso-position-horizontal:absolute;mso-position-horizontal-relative:page;mso-position-vertical:absolute;mso-position-vertical-relative:page;mso-width-percent:0;mso-height-percent:0;mso-width-relative:page;mso-height-relative:page" from="113.4pt,711pt" to="113.4pt,824.4pt" o:gfxdata="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" strokeweight="1.5pt">
               <w10:wrap anchorx="page" anchory="page"/>
             </v:line>
           </w:pict>
@@ -8116,7 +8202,7 @@
         </mc:Choice>
         <mc:Fallback>
           <w:pict>
-            <v:line w14:anchorId="79FBEA52" id="Line 18" o:spid="_x0000_s1026" style="position:absolute;z-index:251640832;visibility:visible;mso-wrap-style:square;mso-width-percent:0;mso-height-percent:0;mso-wrap-distance-left:3.17497mm;mso-wrap-distance-top:0;mso-wrap-distance-right:3.17497mm;mso-wrap-distance-bottom:0;mso-position-horizontal:absolute;mso-position-horizontal-relative:page;mso-position-vertical:absolute;mso-position-vertical-relative:page;mso-width-percent:0;mso-height-percent:0;mso-width-relative:page;mso-height-relative:page" from="85.05pt,711pt" to="85.05pt,753.5pt" o:gfxdata="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" strokeweight="1.5pt">
+            <v:line w14:anchorId="052D6EAD" id="Line 18" o:spid="_x0000_s1026" style="position:absolute;z-index:251640832;visibility:visible;mso-wrap-style:square;mso-width-percent:0;mso-height-percent:0;mso-wrap-distance-left:3.17497mm;mso-wrap-distance-top:0;mso-wrap-distance-right:3.17497mm;mso-wrap-distance-bottom:0;mso-position-horizontal:absolute;mso-position-horizontal-relative:page;mso-position-vertical:absolute;mso-position-vertical-relative:page;mso-width-percent:0;mso-height-percent:0;mso-width-relative:page;mso-height-relative:page" from="85.05pt,711pt" to="85.05pt,753.5pt" o:gfxdata="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" strokeweight="1.5pt">
               <w10:wrap anchorx="page" anchory="page"/>
             </v:line>
           </w:pict>
@@ -8191,7 +8277,7 @@
         </mc:Choice>
         <mc:Fallback>
           <w:pict>
-            <v:line w14:anchorId="0046B98A" id="Line 17" o:spid="_x0000_s1026" style="position:absolute;z-index:251638784;visibility:visible;mso-wrap-style:square;mso-width-percent:0;mso-height-percent:0;mso-wrap-distance-left:9pt;mso-wrap-distance-top:-3e-5mm;mso-wrap-distance-right:9pt;mso-wrap-distance-bottom:-3e-5mm;mso-position-horizontal:absolute;mso-position-horizontal-relative:page;mso-position-vertical:absolute;mso-position-vertical-relative:page;mso-width-percent:0;mso-height-percent:0;mso-width-relative:page;mso-height-relative:page" from="56.75pt,725.15pt" to="241pt,725.15pt" o:gfxdata="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">
+            <v:line w14:anchorId="19B50A1D" id="Line 17" o:spid="_x0000_s1026" style="position:absolute;z-index:251638784;visibility:visible;mso-wrap-style:square;mso-width-percent:0;mso-height-percent:0;mso-wrap-distance-left:9pt;mso-wrap-distance-top:-3e-5mm;mso-wrap-distance-right:9pt;mso-wrap-distance-bottom:-3e-5mm;mso-position-horizontal:absolute;mso-position-horizontal-relative:page;mso-position-vertical:absolute;mso-position-vertical-relative:page;mso-width-percent:0;mso-height-percent:0;mso-width-relative:page;mso-height-relative:page" from="56.75pt,725.15pt" to="241pt,725.15pt" o:gfxdata="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">
               <w10:wrap anchorx="page" anchory="page"/>
             </v:line>
           </w:pict>
@@ -8266,7 +8352,7 @@
         </mc:Choice>
         <mc:Fallback>
           <w:pict>
-            <v:line w14:anchorId="2543E15D" id="Line 16" o:spid="_x0000_s1026" style="position:absolute;z-index:251637760;visibility:visible;mso-wrap-style:square;mso-width-percent:0;mso-height-percent:0;mso-wrap-distance-left:9pt;mso-wrap-distance-top:-3e-5mm;mso-wrap-distance-right:9pt;mso-wrap-distance-bottom:-3e-5mm;mso-position-horizontal:absolute;mso-position-horizontal-relative:page;mso-position-vertical:absolute;mso-position-vertical-relative:page;mso-width-percent:0;mso-height-percent:0;mso-width-relative:page;mso-height-relative:page" from="56.7pt,739.35pt" to="240.95pt,739.35pt" o:gfxdata="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" strokeweight="1.5pt">
+            <v:line w14:anchorId="79EA4E21" id="Line 16" o:spid="_x0000_s1026" style="position:absolute;z-index:251637760;visibility:visible;mso-wrap-style:square;mso-width-percent:0;mso-height-percent:0;mso-wrap-distance-left:9pt;mso-wrap-distance-top:-3e-5mm;mso-wrap-distance-right:9pt;mso-wrap-distance-bottom:-3e-5mm;mso-position-horizontal:absolute;mso-position-horizontal-relative:page;mso-position-vertical:absolute;mso-position-vertical-relative:page;mso-width-percent:0;mso-height-percent:0;mso-width-relative:page;mso-height-relative:page" from="56.7pt,739.35pt" to="240.95pt,739.35pt" o:gfxdata="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" strokeweight="1.5pt">
               <w10:wrap anchorx="page" anchory="page"/>
             </v:line>
           </w:pict>
@@ -8341,7 +8427,7 @@
         </mc:Choice>
         <mc:Fallback>
           <w:pict>
-            <v:line w14:anchorId="7C0C89FF" id="Line 14" o:spid="_x0000_s1026" style="position:absolute;z-index:251636736;visibility:visible;mso-wrap-style:square;mso-width-percent:0;mso-height-percent:0;mso-wrap-distance-left:9pt;mso-wrap-distance-top:-3e-5mm;mso-wrap-distance-right:9pt;mso-wrap-distance-bottom:-3e-5mm;mso-position-horizontal:absolute;mso-position-horizontal-relative:page;mso-position-vertical:absolute;mso-position-vertical-relative:page;mso-width-percent:0;mso-height-percent:0;mso-width-relative:page;mso-height-relative:page" from="56.75pt,767.7pt" to="241pt,767.7pt" o:gfxdata="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">
+            <v:line w14:anchorId="7C1A6C91" id="Line 14" o:spid="_x0000_s1026" style="position:absolute;z-index:251636736;visibility:visible;mso-wrap-style:square;mso-width-percent:0;mso-height-percent:0;mso-wrap-distance-left:9pt;mso-wrap-distance-top:-3e-5mm;mso-wrap-distance-right:9pt;mso-wrap-distance-bottom:-3e-5mm;mso-position-horizontal:absolute;mso-position-horizontal-relative:page;mso-position-vertical:absolute;mso-position-vertical-relative:page;mso-width-percent:0;mso-height-percent:0;mso-width-relative:page;mso-height-relative:page" from="56.75pt,767.7pt" to="241pt,767.7pt" o:gfxdata="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">
               <w10:wrap anchorx="page" anchory="page"/>
             </v:line>
           </w:pict>
@@ -8416,7 +8502,7 @@
         </mc:Choice>
         <mc:Fallback>
           <w:pict>
-            <v:line w14:anchorId="35DF10BB" id="Line 12" o:spid="_x0000_s1026" style="position:absolute;z-index:251634688;visibility:visible;mso-wrap-style:square;mso-width-percent:0;mso-height-percent:0;mso-wrap-distance-left:9pt;mso-wrap-distance-top:-3e-5mm;mso-wrap-distance-right:9pt;mso-wrap-distance-bottom:-3e-5mm;mso-position-horizontal:absolute;mso-position-horizontal-relative:page;mso-position-vertical:absolute;mso-position-vertical-relative:page;mso-width-percent:0;mso-height-percent:0;mso-width-relative:page;mso-height-relative:page" from="56.75pt,796.05pt" to="241pt,796.05pt" o:gfxdata="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">
+            <v:line w14:anchorId="5CA4C43C" id="Line 12" o:spid="_x0000_s1026" style="position:absolute;z-index:251634688;visibility:visible;mso-wrap-style:square;mso-width-percent:0;mso-height-percent:0;mso-wrap-distance-left:9pt;mso-wrap-distance-top:-3e-5mm;mso-wrap-distance-right:9pt;mso-wrap-distance-bottom:-3e-5mm;mso-position-horizontal:absolute;mso-position-horizontal-relative:page;mso-position-vertical:absolute;mso-position-vertical-relative:page;mso-width-percent:0;mso-height-percent:0;mso-width-relative:page;mso-height-relative:page" from="56.75pt,796.05pt" to="241pt,796.05pt" o:gfxdata="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">
               <w10:wrap anchorx="page" anchory="page"/>
             </v:line>
           </w:pict>
@@ -8491,7 +8577,7 @@
         </mc:Choice>
         <mc:Fallback>
           <w:pict>
-            <v:line w14:anchorId="66D9C966" id="Line 11" o:spid="_x0000_s1026" style="position:absolute;z-index:251632640;visibility:visible;mso-wrap-style:square;mso-width-percent:0;mso-height-percent:0;mso-wrap-distance-left:9pt;mso-wrap-distance-top:-3e-5mm;mso-wrap-distance-right:9pt;mso-wrap-distance-bottom:-3e-5mm;mso-position-horizontal:absolute;mso-position-horizontal-relative:page;mso-position-vertical:absolute;mso-position-vertical-relative:page;mso-width-percent:0;mso-height-percent:0;mso-width-relative:page;mso-height-relative:page" from="56.75pt,810.2pt" to="241pt,810.2pt" o:gfxdata="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">
+            <v:line w14:anchorId="76BBF501" id="Line 11" o:spid="_x0000_s1026" style="position:absolute;z-index:251632640;visibility:visible;mso-wrap-style:square;mso-width-percent:0;mso-height-percent:0;mso-wrap-distance-left:9pt;mso-wrap-distance-top:-3e-5mm;mso-wrap-distance-right:9pt;mso-wrap-distance-bottom:-3e-5mm;mso-position-horizontal:absolute;mso-position-horizontal-relative:page;mso-position-vertical:absolute;mso-position-vertical-relative:page;mso-width-percent:0;mso-height-percent:0;mso-width-relative:page;mso-height-relative:page" from="56.75pt,810.2pt" to="241pt,810.2pt" o:gfxdata="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">
               <w10:wrap anchorx="page" anchory="page"/>
             </v:line>
           </w:pict>
@@ -8566,7 +8652,7 @@
         </mc:Choice>
         <mc:Fallback>
           <w:pict>
-            <v:line w14:anchorId="5F6055F9" id="Line 3" o:spid="_x0000_s1026" style="position:absolute;z-index:251631616;visibility:visible;mso-wrap-style:square;mso-width-percent:0;mso-height-percent:0;mso-wrap-distance-left:3.17497mm;mso-wrap-distance-top:0;mso-wrap-distance-right:3.17497mm;mso-wrap-distance-bottom:0;mso-position-horizontal:absolute;mso-position-horizontal-relative:page;mso-position-vertical:absolute;mso-position-vertical-relative:page;mso-width-percent:0;mso-height-percent:0;mso-width-relative:page;mso-height-relative:page" from="241pt,711pt" to="241pt,824.4pt" o:gfxdata="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" strokeweight="1.5pt">
+            <v:line w14:anchorId="57618504" id="Line 3" o:spid="_x0000_s1026" style="position:absolute;z-index:251631616;visibility:visible;mso-wrap-style:square;mso-width-percent:0;mso-height-percent:0;mso-wrap-distance-left:3.17497mm;mso-wrap-distance-top:0;mso-wrap-distance-right:3.17497mm;mso-wrap-distance-bottom:0;mso-position-horizontal:absolute;mso-position-horizontal-relative:page;mso-position-vertical:absolute;mso-position-vertical-relative:page;mso-width-percent:0;mso-height-percent:0;mso-width-relative:page;mso-height-relative:page" from="241pt,711pt" to="241pt,824.4pt" o:gfxdata="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" strokeweight="1.5pt">
               <w10:wrap anchorx="page" anchory="page"/>
             </v:line>
           </w:pict>
@@ -8768,6 +8854,16 @@
   <w:p>
     <w:pPr>
       <w:pStyle w:val="Header"/>
+    </w:pPr>
+  </w:p>
+</w:hdr>
+</file>
+
+<file path=word/header2.xml><?xml version="1.0" encoding="utf-8"?>
+<w:hdr xmlns:wpc="http://schemas.microsoft.com/office/word/2010/wordprocessingCanvas" xmlns:cx="http://schemas.microsoft.com/office/drawing/2014/chartex" xmlns:cx1="http://schemas.microsoft.com/office/drawing/2015/9/8/chartex" xmlns:cx2="http://schemas.microsoft.com/office/drawing/2015/10/21/chartex" xmlns:cx3="http://schemas.microsoft.com/office/drawing/2016/5/9/chartex" xmlns:cx4="http://schemas.microsoft.com/office/drawing/2016/5/10/chartex" xmlns:cx5="http://schemas.microsoft.com/office/drawing/2016/5/11/chartex" xmlns:cx6="http://schemas.microsoft.com/office/drawing/2016/5/12/chartex" xmlns:cx7="http://schemas.microsoft.com/office/drawing/2016/5/13/chartex" xmlns:cx8="http://schemas.microsoft.com/office/drawing/2016/5/14/chartex" xmlns:mc="http://schemas.openxmlformats.org/markup-compatibility/2006" xmlns:aink="http://schemas.microsoft.com/office/drawing/2016/ink" xmlns:am3d="http://schemas.microsoft.com/office/drawing/2017/model3d" xmlns:o="urn:schemas-microsoft-com:office:office" xmlns:oel="http://schemas.microsoft.com/office/2019/extlst" xmlns:r="http://schemas.openxmlformats.org/officeDocument/2006/relationships" xmlns:m="http://schemas.openxmlformats.org/officeDocument/2006/math" xmlns:v="urn:schemas-microsoft-com:vml" xmlns:wp14="http://schemas.microsoft.com/office/word/2010/wordprocessingDrawing" xmlns:wp="http://schemas.openxmlformats.org/drawingml/2006/wordprocessingDrawing" xmlns:w10="urn:schemas-microsoft-com:office:word" xmlns:w="http://schemas.openxmlformats.org/wordprocessingml/2006/main" xmlns:w14="http://schemas.microsoft.com/office/word/2010/wordml" xmlns:w15="http://schemas.microsoft.com/office/word/2012/wordml" xmlns:w16cex="http://schemas.microsoft.com/office/word/2018/wordml/cex" xmlns:w16cid="http://schemas.microsoft.com/office/word/2016/wordml/cid" xmlns:w16="http://schemas.microsoft.com/office/word/2018/wordml" xmlns:w16du="http://schemas.microsoft.com/office/word/2023/wordml/word16du" xmlns:w16sdtdh="http://schemas.microsoft.com/office/word/2020/wordml/sdtdatahash" xmlns:w16sdtfl="http://schemas.microsoft.com/office/word/2024/wordml/sdtformatlock" xmlns:w16se="http://schemas.microsoft.com/office/word/2015/wordml/symex" xmlns:wpg="http://schemas.microsoft.com/office/word/2010/wordprocessingGroup" xmlns:wpi="http://schemas.microsoft.com/office/word/2010/wordprocessingInk" xmlns:wne="http://schemas.microsoft.com/office/word/2006/wordml" xmlns:wps="http://schemas.microsoft.com/office/word/2010/wordprocessingShape" mc:Ignorable="w14 w15 w16se w16cid w16 w16cex w16sdtdh w16sdtfl w16du wp14">
+  <w:p>
+    <w:pPr>
+      <w:pStyle w:val="Header"/>
       <w:ind w:right="-141"/>
     </w:pPr>
     <w:r>
@@ -8835,7 +8931,7 @@
         </mc:Choice>
         <mc:Fallback>
           <w:pict>
-            <v:rect w14:anchorId="1D63E060" id="Rectangle 55" o:spid="_x0000_s1026" style="position:absolute;margin-left:56.7pt;margin-top:15.95pt;width:520.65pt;height:807.85pt;z-index:251627520;visibility:visible;mso-wrap-style:square;mso-width-percent:0;mso-height-percent:0;mso-wrap-distance-left:9pt;mso-wrap-distance-top:0;mso-wrap-distance-right:9pt;mso-wrap-distance-bottom:0;mso-position-horizontal:absolute;mso-position-horizontal-relative:page;mso-position-vertical:absolute;mso-position-vertical-relative:page;mso-width-percent:0;mso-height-percent:0;mso-width-relative:page;mso-height-relative:page;v-text-anchor:top" o:gfxdata="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" o:allowincell="f" strokeweight="1.5pt">
+            <v:rect w14:anchorId="2E66FAF2" id="Rectangle 55" o:spid="_x0000_s1026" style="position:absolute;margin-left:56.7pt;margin-top:15.95pt;width:520.65pt;height:807.85pt;z-index:251627520;visibility:visible;mso-wrap-style:square;mso-width-percent:0;mso-height-percent:0;mso-wrap-distance-left:9pt;mso-wrap-distance-top:0;mso-wrap-distance-right:9pt;mso-wrap-distance-bottom:0;mso-position-horizontal:absolute;mso-position-horizontal-relative:page;mso-position-vertical:absolute;mso-position-vertical-relative:page;mso-width-percent:0;mso-height-percent:0;mso-width-relative:page;mso-height-relative:page;v-text-anchor:top" o:gfxdata="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" o:allowincell="f" strokeweight="1.5pt">
               <w10:wrap anchorx="page" anchory="page"/>
             </v:rect>
           </w:pict>
@@ -8846,7 +8942,7 @@
 </w:hdr>
 </file>
 
-<file path=word/header2.xml><?xml version="1.0" encoding="utf-8"?>
+<file path=word/header3.xml><?xml version="1.0" encoding="utf-8"?>
 <w:hdr xmlns:wpc="http://schemas.microsoft.com/office/word/2010/wordprocessingCanvas" xmlns:cx="http://schemas.microsoft.com/office/drawing/2014/chartex" xmlns:cx1="http://schemas.microsoft.com/office/drawing/2015/9/8/chartex" xmlns:cx2="http://schemas.microsoft.com/office/drawing/2015/10/21/chartex" xmlns:cx3="http://schemas.microsoft.com/office/drawing/2016/5/9/chartex" xmlns:cx4="http://schemas.microsoft.com/office/drawing/2016/5/10/chartex" xmlns:cx5="http://schemas.microsoft.com/office/drawing/2016/5/11/chartex" xmlns:cx6="http://schemas.microsoft.com/office/drawing/2016/5/12/chartex" xmlns:cx7="http://schemas.microsoft.com/office/drawing/2016/5/13/chartex" xmlns:cx8="http://schemas.microsoft.com/office/drawing/2016/5/14/chartex" xmlns:mc="http://schemas.openxmlformats.org/markup-compatibility/2006" xmlns:aink="http://schemas.microsoft.com/office/drawing/2016/ink" xmlns:am3d="http://schemas.microsoft.com/office/drawing/2017/model3d" xmlns:o="urn:schemas-microsoft-com:office:office" xmlns:oel="http://schemas.microsoft.com/office/2019/extlst" xmlns:r="http://schemas.openxmlformats.org/officeDocument/2006/relationships" xmlns:m="http://schemas.openxmlformats.org/officeDocument/2006/math" xmlns:v="urn:schemas-microsoft-com:vml" xmlns:wp14="http://schemas.microsoft.com/office/word/2010/wordprocessingDrawing" xmlns:wp="http://schemas.openxmlformats.org/drawingml/2006/wordprocessingDrawing" xmlns:w10="urn:schemas-microsoft-com:office:word" xmlns:w="http://schemas.openxmlformats.org/wordprocessingml/2006/main" xmlns:w14="http://schemas.microsoft.com/office/word/2010/wordml" xmlns:w15="http://schemas.microsoft.com/office/word/2012/wordml" xmlns:w16cex="http://schemas.microsoft.com/office/word/2018/wordml/cex" xmlns:w16cid="http://schemas.microsoft.com/office/word/2016/wordml/cid" xmlns:w16="http://schemas.microsoft.com/office/word/2018/wordml" xmlns:w16du="http://schemas.microsoft.com/office/word/2023/wordml/word16du" xmlns:w16sdtdh="http://schemas.microsoft.com/office/word/2020/wordml/sdtdatahash" xmlns:w16sdtfl="http://schemas.microsoft.com/office/word/2024/wordml/sdtformatlock" xmlns:w16se="http://schemas.microsoft.com/office/word/2015/wordml/symex" xmlns:wpg="http://schemas.microsoft.com/office/word/2010/wordprocessingGroup" xmlns:wpi="http://schemas.microsoft.com/office/word/2010/wordprocessingInk" xmlns:wne="http://schemas.microsoft.com/office/word/2006/wordml" xmlns:wps="http://schemas.microsoft.com/office/word/2010/wordprocessingShape" mc:Ignorable="w14 w15 w16se w16cid w16 w16cex w16sdtdh w16sdtfl w16du wp14">
   <w:p>
     <w:pPr>
@@ -8917,7 +9013,7 @@
         </mc:Choice>
         <mc:Fallback>
           <w:pict>
-            <v:rect w14:anchorId="20973FBF" id="Rectangle 1" o:spid="_x0000_s1026" style="position:absolute;margin-left:56.75pt;margin-top:16.45pt;width:518.3pt;height:807.85pt;z-index:251626496;visibility:visible;mso-wrap-style:square;mso-width-percent:0;mso-height-percent:0;mso-wrap-distance-left:9pt;mso-wrap-distance-top:0;mso-wrap-distance-right:9pt;mso-wrap-distance-bottom:0;mso-position-horizontal:absolute;mso-position-horizontal-relative:page;mso-position-vertical:absolute;mso-position-vertical-relative:page;mso-width-percent:0;mso-height-percent:0;mso-width-relative:page;mso-height-relative:page;v-text-anchor:top" o:gfxdata="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" strokeweight="1.5pt">
+            <v:rect w14:anchorId="4FFD8432" id="Rectangle 1" o:spid="_x0000_s1026" style="position:absolute;margin-left:56.75pt;margin-top:16.45pt;width:518.3pt;height:807.85pt;z-index:251626496;visibility:visible;mso-wrap-style:square;mso-width-percent:0;mso-height-percent:0;mso-wrap-distance-left:9pt;mso-wrap-distance-top:0;mso-wrap-distance-right:9pt;mso-wrap-distance-bottom:0;mso-position-horizontal:absolute;mso-position-horizontal-relative:page;mso-position-vertical:absolute;mso-position-vertical-relative:page;mso-width-percent:0;mso-height-percent:0;mso-width-relative:page;mso-height-relative:page;v-text-anchor:top" o:gfxdata="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" strokeweight="1.5pt">
               <w10:wrap anchorx="page" anchory="page"/>
             </v:rect>
           </w:pict>
